--- a/apps/legal-docs-blueprints/templates/carta_aceptacion_gps/carta_aceptacion_gps-mujer-plural.docx
+++ b/apps/legal-docs-blueprints/templates/carta_aceptacion_gps/carta_aceptacion_gps-mujer-plural.docx
@@ -133,10 +133,10 @@
           <w:szCs w:val="20"/>
         </w:rPr>
       </w:r>
-      <w:bookmarkStart w:id="4" w:name="_heading=h.9r9854fl2myx"/>
-      <w:bookmarkStart w:id="5" w:name="_heading=h.ath3c5fabs5a"/>
-      <w:bookmarkStart w:id="6" w:name="_heading=h.9r9854fl2myx"/>
-      <w:bookmarkStart w:id="7" w:name="_heading=h.ath3c5fabs5a"/>
+      <w:bookmarkStart w:id="4" w:name="_heading=h.ath3c5fabs5a"/>
+      <w:bookmarkStart w:id="5" w:name="_heading=h.9r9854fl2myx"/>
+      <w:bookmarkStart w:id="6" w:name="_heading=h.ath3c5fabs5a"/>
+      <w:bookmarkStart w:id="7" w:name="_heading=h.9r9854fl2myx"/>
       <w:bookmarkEnd w:id="6"/>
       <w:bookmarkEnd w:id="7"/>
     </w:p>
@@ -446,7 +446,79 @@
           <w:sz w:val="20"/>
           <w:szCs w:val="20"/>
         </w:rPr>
-        <w:t xml:space="preserve">manifiesto que estoy enterada y acepto expresamente que el vehículo con las siguientes descripciones: </w:t>
+        <w:t>manif</w:t>
+      </w:r>
+      <w:r>
+        <w:rPr>
+          <w:rFonts w:eastAsia="Arial" w:cs="Arial" w:ascii="Arial" w:hAnsi="Arial"/>
+          <w:color w:val="000000"/>
+          <w:sz w:val="20"/>
+          <w:szCs w:val="20"/>
+        </w:rPr>
+        <w:t>estamos</w:t>
+      </w:r>
+      <w:r>
+        <w:rPr>
+          <w:rFonts w:eastAsia="Arial" w:cs="Arial" w:ascii="Arial" w:hAnsi="Arial"/>
+          <w:color w:val="000000"/>
+          <w:sz w:val="20"/>
+          <w:szCs w:val="20"/>
+        </w:rPr>
+        <w:t xml:space="preserve"> que est</w:t>
+      </w:r>
+      <w:r>
+        <w:rPr>
+          <w:rFonts w:eastAsia="Arial" w:cs="Arial" w:ascii="Arial" w:hAnsi="Arial"/>
+          <w:color w:val="000000"/>
+          <w:sz w:val="20"/>
+          <w:szCs w:val="20"/>
+        </w:rPr>
+        <w:t>amos</w:t>
+      </w:r>
+      <w:r>
+        <w:rPr>
+          <w:rFonts w:eastAsia="Arial" w:cs="Arial" w:ascii="Arial" w:hAnsi="Arial"/>
+          <w:color w:val="000000"/>
+          <w:sz w:val="20"/>
+          <w:szCs w:val="20"/>
+        </w:rPr>
+        <w:t xml:space="preserve"> enterada</w:t>
+      </w:r>
+      <w:r>
+        <w:rPr>
+          <w:rFonts w:eastAsia="Arial" w:cs="Arial" w:ascii="Arial" w:hAnsi="Arial"/>
+          <w:color w:val="000000"/>
+          <w:sz w:val="20"/>
+          <w:szCs w:val="20"/>
+        </w:rPr>
+        <w:t>s</w:t>
+      </w:r>
+      <w:r>
+        <w:rPr>
+          <w:rFonts w:eastAsia="Arial" w:cs="Arial" w:ascii="Arial" w:hAnsi="Arial"/>
+          <w:color w:val="000000"/>
+          <w:sz w:val="20"/>
+          <w:szCs w:val="20"/>
+        </w:rPr>
+        <w:t xml:space="preserve"> y acept</w:t>
+      </w:r>
+      <w:r>
+        <w:rPr>
+          <w:rFonts w:eastAsia="Arial" w:cs="Arial" w:ascii="Arial" w:hAnsi="Arial"/>
+          <w:color w:val="000000"/>
+          <w:sz w:val="20"/>
+          <w:szCs w:val="20"/>
+        </w:rPr>
+        <w:t>amos</w:t>
+      </w:r>
+      <w:r>
+        <w:rPr>
+          <w:rFonts w:eastAsia="Arial" w:cs="Arial" w:ascii="Arial" w:hAnsi="Arial"/>
+          <w:color w:val="000000"/>
+          <w:sz w:val="20"/>
+          <w:szCs w:val="20"/>
+        </w:rPr>
+        <w:t xml:space="preserve"> expresamente que el vehículo con las siguientes descripciones: </w:t>
       </w:r>
       <w:r>
         <w:rPr>
@@ -1110,7 +1182,14 @@
                 <w:rFonts w:ascii="Arial" w:hAnsi="Arial"/>
                 <w:sz w:val="20"/>
               </w:rPr>
-              <w:t>F)________________________</w:t>
+              <w:t>f</w:t>
+            </w:r>
+            <w:r>
+              <w:rPr>
+                <w:rFonts w:ascii="Arial" w:hAnsi="Arial"/>
+                <w:sz w:val="20"/>
+              </w:rPr>
+              <w:t>)________________________</w:t>
             </w:r>
           </w:p>
           <w:p>
@@ -1188,7 +1267,14 @@
                 <w:rFonts w:ascii="Arial" w:hAnsi="Arial"/>
                 <w:sz w:val="20"/>
               </w:rPr>
-              <w:t>F)________________________</w:t>
+              <w:t>f</w:t>
+            </w:r>
+            <w:r>
+              <w:rPr>
+                <w:rFonts w:ascii="Arial" w:hAnsi="Arial"/>
+                <w:sz w:val="20"/>
+              </w:rPr>
+              <w:t>)________________________</w:t>
             </w:r>
           </w:p>
           <w:p>
